--- a/báo cáo final.docx
+++ b/báo cáo final.docx
@@ -58508,7 +58508,7 @@
           <w:rFonts w:cs="Times New Roman"/>
           <w:szCs w:val="28"/>
         </w:rPr>
-        <w:t>Chuyển đổi sang mô hình Page Object Model (POM): Tái cấu trúc mã nguồn để quản lý các thành phần giao diện theo từng Class riêng biệt, giúp tăng tính tái sử dụng và dễ dàng bảo trì.</w:t>
+        <w:t>Kết hợp mô hình POM để tổ chức mã nguồn theo từng trang chức năng riêng biệt, giúp framework dễ quản lý, tăng khả năng tái sử dụng và thuận tiện cho việc bảo trì khi giao diện hệ thống thay đổi.</w:t>
       </w:r>
     </w:p>
     <w:p>
